--- a/PySupport/AdjustedNasdaq/docs/word_prompts/Prompt_NASDAQ_2_CPI_Interpolation.docx
+++ b/PySupport/AdjustedNasdaq/docs/word_prompts/Prompt_NASDAQ_2_CPI_Interpolation.docx
@@ -47,13 +47,27 @@
         <w:t xml:space="preserve"> that modifies the interpolation process </w:t>
       </w:r>
       <w:r>
-        <w:t xml:space="preserve">for the NASDAQ </w:t>
+        <w:t>for the NASDAQ</w:t>
+      </w:r>
+      <w:r>
+        <w:t>COM</w:t>
+      </w:r>
+      <w:r>
+        <w:t xml:space="preserve"> </w:t>
       </w:r>
       <w:r>
         <w:t>to fill in missing CPI data using the same linear interpolation technique.</w:t>
       </w:r>
       <w:r>
-        <w:t xml:space="preserve"> Do not modify the input prompt and all file names must be shown with out directory paths.</w:t>
+        <w:t xml:space="preserve"> Do not modify the input prompt and all file names must be shown </w:t>
+      </w:r>
+      <w:proofErr w:type="spellStart"/>
+      <w:r>
+        <w:t>with out</w:t>
+      </w:r>
+      <w:proofErr w:type="spellEnd"/>
+      <w:r>
+        <w:t xml:space="preserve"> directory paths.</w:t>
       </w:r>
     </w:p>
     <w:p>
@@ -127,13 +141,30 @@
         <w:t xml:space="preserve">The output </w:t>
       </w:r>
       <w:r>
-        <w:t>file Prompt_CPI_Interpolation.md uses</w:t>
+        <w:t xml:space="preserve">file </w:t>
+      </w:r>
+      <w:r>
+        <w:rPr>
+          <w:rFonts w:ascii="Lucida Console" w:hAnsi="Lucida Console"/>
+          <w:sz w:val="20"/>
+          <w:szCs w:val="20"/>
+        </w:rPr>
+        <w:t>Prompt_CPI_Interpolation.md</w:t>
+      </w:r>
+      <w:r>
+        <w:t xml:space="preserve"> uses</w:t>
       </w:r>
       <w:r>
         <w:t xml:space="preserve"> t</w:t>
       </w:r>
       <w:r>
-        <w:t xml:space="preserve">he recommended Chained Consumer Price Index series for adjusting a broad stock index like the NASDAQ is the </w:t>
+        <w:t>he recommended Chained Consumer Price Index series for adjusting a broad stock index like the NASDAQ</w:t>
+      </w:r>
+      <w:r>
+        <w:t xml:space="preserve"> Composite; that</w:t>
+      </w:r>
+      <w:r>
+        <w:t xml:space="preserve"> is the </w:t>
       </w:r>
       <w:hyperlink r:id="rId6" w:tgtFrame="_blank" w:history="1">
         <w:r>
@@ -279,13 +310,22 @@
       <w:r>
         <w:t>Process Differences</w:t>
       </w:r>
-    </w:p>
-    <w:p>
-      <w:pPr>
-        <w:spacing w:after="0" w:line="240" w:lineRule="auto"/>
-      </w:pPr>
-      <w:r>
-        <w:t>Much of the transformation will be a substitution of names. For example:</w:t>
+      <w:r>
+        <w:t xml:space="preserve"> between NASDAQCOM interpolation and CPI interpolation</w:t>
+      </w:r>
+    </w:p>
+    <w:p>
+      <w:pPr>
+        <w:spacing w:after="0" w:line="240" w:lineRule="auto"/>
+      </w:pPr>
+      <w:r>
+        <w:t xml:space="preserve">Much of the </w:t>
+      </w:r>
+      <w:r>
+        <w:t xml:space="preserve">NASDAQCOM interpolation prompt </w:t>
+      </w:r>
+      <w:r>
+        <w:t>transformation will be a substitution of names. For example:</w:t>
       </w:r>
     </w:p>
     <w:p>
@@ -372,7 +412,23 @@
         <w:spacing w:after="0" w:line="240" w:lineRule="auto"/>
       </w:pPr>
       <w:r>
-        <w:t xml:space="preserve">The function accepts a non-empty pandas DataFrame parameter with two columns: </w:t>
+        <w:t xml:space="preserve">The </w:t>
+      </w:r>
+      <w:r>
+        <w:t xml:space="preserve">generated </w:t>
+      </w:r>
+      <w:r>
+        <w:rPr>
+          <w:b/>
+          <w:bCs/>
+        </w:rPr>
+        <w:t>fill_in_missing_months</w:t>
+      </w:r>
+      <w:r>
+        <w:t xml:space="preserve"> </w:t>
+      </w:r>
+      <w:r>
+        <w:t xml:space="preserve">function accepts a non-empty pandas DataFrame parameter with two columns: </w:t>
       </w:r>
       <w:r>
         <w:rPr>
@@ -431,6 +487,7 @@
         <w:spacing w:after="0" w:line="240" w:lineRule="auto"/>
       </w:pPr>
       <w:r>
+        <w:lastRenderedPageBreak/>
         <w:t xml:space="preserve">The </w:t>
       </w:r>
       <w:r>
@@ -457,6 +514,35 @@
       </w:r>
       <w:r>
         <w:t xml:space="preserve"> midnight (00:00:00).</w:t>
+      </w:r>
+    </w:p>
+    <w:p>
+      <w:pPr>
+        <w:pStyle w:val="ListParagraph"/>
+        <w:numPr>
+          <w:ilvl w:val="1"/>
+          <w:numId w:val="2"/>
+        </w:numPr>
+        <w:spacing w:after="0" w:line="240" w:lineRule="auto"/>
+      </w:pPr>
+      <w:r>
+        <w:t xml:space="preserve">The </w:t>
+      </w:r>
+      <w:r>
+        <w:rPr>
+          <w:b/>
+          <w:bCs/>
+        </w:rPr>
+        <w:t>cpi</w:t>
+      </w:r>
+      <w:r>
+        <w:t xml:space="preserve"> is a floating-point value greater than </w:t>
+      </w:r>
+      <w:r>
+        <w:t>100 and less than 1000</w:t>
+      </w:r>
+      <w:r>
+        <w:t>.</w:t>
       </w:r>
     </w:p>
     <w:p>
@@ -469,24 +555,53 @@
         <w:spacing w:after="0" w:line="240" w:lineRule="auto"/>
       </w:pPr>
       <w:r>
-        <w:lastRenderedPageBreak/>
-        <w:t xml:space="preserve">The </w:t>
+        <w:t xml:space="preserve">In general, references to </w:t>
       </w:r>
       <w:r>
         <w:rPr>
           <w:b/>
           <w:bCs/>
         </w:rPr>
+        <w:t>observation_date</w:t>
+      </w:r>
+      <w:r>
+        <w:t xml:space="preserve"> become </w:t>
+      </w:r>
+      <w:r>
+        <w:rPr>
+          <w:b/>
+          <w:bCs/>
+        </w:rPr>
+        <w:t>date</w:t>
+      </w:r>
+      <w:r>
+        <w:t xml:space="preserve"> and </w:t>
+      </w:r>
+      <w:r>
+        <w:t xml:space="preserve">references to </w:t>
+      </w:r>
+      <w:r>
+        <w:rPr>
+          <w:b/>
+          <w:bCs/>
+        </w:rPr>
+        <w:t>NASDAQCOM</w:t>
+      </w:r>
+      <w:r>
+        <w:t xml:space="preserve"> become </w:t>
+      </w:r>
+      <w:r>
+        <w:rPr>
+          <w:b/>
+          <w:bCs/>
+        </w:rPr>
         <w:t>cpi</w:t>
       </w:r>
       <w:r>
-        <w:t xml:space="preserve"> is a floating-point value greater than </w:t>
-      </w:r>
-      <w:r>
-        <w:t>100 and less than 1000</w:t>
-      </w:r>
-      <w:r>
-        <w:t>.</w:t>
+        <w:t xml:space="preserve"> </w:t>
+      </w:r>
+      <w:r>
+        <w:t>respectively.</w:t>
       </w:r>
     </w:p>
     <w:p>
@@ -499,60 +614,42 @@
         <w:spacing w:after="0" w:line="240" w:lineRule="auto"/>
       </w:pPr>
       <w:r>
-        <w:t xml:space="preserve">In general, references to </w:t>
-      </w:r>
+        <w:t xml:space="preserve">The function in the source prompt called </w:t>
+      </w:r>
+      <w:proofErr w:type="spellStart"/>
       <w:r>
         <w:rPr>
           <w:b/>
           <w:bCs/>
         </w:rPr>
-        <w:t>observation_date</w:t>
-      </w:r>
-      <w:r>
-        <w:t xml:space="preserve"> become </w:t>
+        <w:t>fill_in_missing</w:t>
       </w:r>
       <w:r>
         <w:rPr>
           <w:b/>
           <w:bCs/>
         </w:rPr>
-        <w:t>date</w:t>
-      </w:r>
-      <w:r>
-        <w:t xml:space="preserve"> and </w:t>
+        <w:t>_days</w:t>
+      </w:r>
+      <w:proofErr w:type="spellEnd"/>
+      <w:r>
+        <w:t xml:space="preserve"> becomes</w:t>
+      </w:r>
+      <w:r>
+        <w:t xml:space="preserve"> the template for generated function</w:t>
+      </w:r>
+      <w:r>
+        <w:t xml:space="preserve"> </w:t>
       </w:r>
       <w:r>
         <w:rPr>
           <w:b/>
           <w:bCs/>
         </w:rPr>
-        <w:t>NASDAQCOM</w:t>
-      </w:r>
-      <w:r>
-        <w:t xml:space="preserve"> become </w:t>
-      </w:r>
-      <w:r>
-        <w:rPr>
-          <w:b/>
-          <w:bCs/>
-        </w:rPr>
-        <w:t>date</w:t>
-      </w:r>
-      <w:r>
-        <w:t xml:space="preserve"> and </w:t>
-      </w:r>
-      <w:r>
-        <w:rPr>
-          <w:b/>
-          <w:bCs/>
-        </w:rPr>
-        <w:t>cpi</w:t>
-      </w:r>
-      <w:r>
-        <w:t xml:space="preserve"> </w:t>
-      </w:r>
-      <w:r>
-        <w:t>respectively.</w:t>
+        <w:t>fill_in_missing_months</w:t>
+      </w:r>
+      <w:r>
+        <w:t>.</w:t>
       </w:r>
     </w:p>
     <w:p>
@@ -565,34 +662,22 @@
         <w:spacing w:after="0" w:line="240" w:lineRule="auto"/>
       </w:pPr>
       <w:r>
-        <w:t xml:space="preserve">The function in the source prompt called </w:t>
-      </w:r>
-      <w:r>
-        <w:rPr>
-          <w:b/>
-          <w:bCs/>
-        </w:rPr>
-        <w:t>fill_in_missing</w:t>
-      </w:r>
-      <w:r>
-        <w:rPr>
-          <w:b/>
-          <w:bCs/>
-        </w:rPr>
-        <w:t>_days</w:t>
-      </w:r>
-      <w:r>
-        <w:t xml:space="preserve"> becomes </w:t>
-      </w:r>
-      <w:r>
-        <w:rPr>
-          <w:b/>
-          <w:bCs/>
-        </w:rPr>
-        <w:t>fill_in_missing_months</w:t>
-      </w:r>
-      <w:r>
-        <w:t>.</w:t>
+        <w:t xml:space="preserve">All </w:t>
+      </w:r>
+      <w:r>
+        <w:t>generate</w:t>
+      </w:r>
+      <w:r>
+        <w:t>d</w:t>
+      </w:r>
+      <w:r>
+        <w:t xml:space="preserve"> date</w:t>
+      </w:r>
+      <w:r>
+        <w:t>s</w:t>
+      </w:r>
+      <w:r>
+        <w:t xml:space="preserve"> are the first of the month at midnight (00:00:00).</w:t>
       </w:r>
     </w:p>
     <w:p>
@@ -605,22 +690,6 @@
         <w:spacing w:after="0" w:line="240" w:lineRule="auto"/>
       </w:pPr>
       <w:r>
-        <w:t xml:space="preserve">All </w:t>
-      </w:r>
-      <w:r>
-        <w:t>generates dates are the first of the month at midnight (00:00:00).</w:t>
-      </w:r>
-    </w:p>
-    <w:p>
-      <w:pPr>
-        <w:pStyle w:val="ListParagraph"/>
-        <w:numPr>
-          <w:ilvl w:val="0"/>
-          <w:numId w:val="2"/>
-        </w:numPr>
-        <w:spacing w:after="0" w:line="240" w:lineRule="auto"/>
-      </w:pPr>
-      <w:r>
         <w:t xml:space="preserve">Reuse the </w:t>
       </w:r>
       <w:r>
@@ -642,32 +711,6 @@
       </w:r>
       <w:r>
         <w:t>, but:</w:t>
-      </w:r>
-    </w:p>
-    <w:p>
-      <w:pPr>
-        <w:pStyle w:val="ListParagraph"/>
-        <w:numPr>
-          <w:ilvl w:val="0"/>
-          <w:numId w:val="2"/>
-        </w:numPr>
-        <w:spacing w:after="0" w:line="240" w:lineRule="auto"/>
-      </w:pPr>
-      <w:r>
-        <w:t>Change the column names to match the substitutions from #5 above.</w:t>
-      </w:r>
-    </w:p>
-    <w:p>
-      <w:pPr>
-        <w:pStyle w:val="ListParagraph"/>
-        <w:numPr>
-          <w:ilvl w:val="0"/>
-          <w:numId w:val="2"/>
-        </w:numPr>
-        <w:spacing w:after="0" w:line="240" w:lineRule="auto"/>
-      </w:pPr>
-      <w:r>
-        <w:t>Modify the example and example calculations as follows:</w:t>
       </w:r>
     </w:p>
     <w:p>
@@ -680,31 +723,13 @@
         <w:spacing w:after="0" w:line="240" w:lineRule="auto"/>
       </w:pPr>
       <w:r>
-        <w:t xml:space="preserve">Take the </w:t>
-      </w:r>
-      <w:r>
-        <w:rPr>
-          <w:b/>
-          <w:bCs/>
-        </w:rPr>
-        <w:t>observation_date</w:t>
-      </w:r>
-      <w:r>
-        <w:t xml:space="preserve"> values from the </w:t>
-      </w:r>
-      <w:r>
-        <w:rPr>
-          <w:rFonts w:ascii="Lucida Console" w:hAnsi="Lucida Console"/>
-          <w:sz w:val="20"/>
-          <w:szCs w:val="20"/>
-        </w:rPr>
-        <w:t>Prompt_NASDAQ_Interpolation</w:t>
-      </w:r>
-      <w:r>
-        <w:t xml:space="preserve"> examples </w:t>
-      </w:r>
-      <w:r>
-        <w:t>but have the example dates start with 2023-01-01 and increase by one month in each row.</w:t>
+        <w:t>Change the column names to match the substitutions from #</w:t>
+      </w:r>
+      <w:r>
+        <w:t>3</w:t>
+      </w:r>
+      <w:r>
+        <w:t xml:space="preserve"> above.</w:t>
       </w:r>
     </w:p>
     <w:p>
@@ -717,14 +742,27 @@
         <w:spacing w:after="0" w:line="240" w:lineRule="auto"/>
       </w:pPr>
       <w:r>
-        <w:t xml:space="preserve">Take the numeric </w:t>
+        <w:t>Modify the example and example calculations as follows:</w:t>
+      </w:r>
+    </w:p>
+    <w:p>
+      <w:pPr>
+        <w:pStyle w:val="ListParagraph"/>
+        <w:numPr>
+          <w:ilvl w:val="2"/>
+          <w:numId w:val="2"/>
+        </w:numPr>
+        <w:spacing w:after="0" w:line="240" w:lineRule="auto"/>
+      </w:pPr>
+      <w:r>
+        <w:t xml:space="preserve">Take the </w:t>
       </w:r>
       <w:r>
         <w:rPr>
           <w:b/>
           <w:bCs/>
         </w:rPr>
-        <w:t>NASDAQCOM</w:t>
+        <w:t>observation_date</w:t>
       </w:r>
       <w:r>
         <w:t xml:space="preserve"> values from the </w:t>
@@ -741,38 +779,75 @@
         <w:t xml:space="preserve"> examples </w:t>
       </w:r>
       <w:r>
-        <w:t>and divide</w:t>
-      </w:r>
-      <w:r>
-        <w:t xml:space="preserve"> them by </w:t>
-      </w:r>
-      <w:r>
-        <w:t>34.719</w:t>
-      </w:r>
-      <w:r>
-        <w:t xml:space="preserve"> and round them </w:t>
-      </w:r>
-      <w:r>
-        <w:t xml:space="preserve">to </w:t>
-      </w:r>
-      <w:r>
-        <w:t>two</w:t>
-      </w:r>
-      <w:r>
-        <w:t xml:space="preserve"> </w:t>
-      </w:r>
-      <w:r>
-        <w:t>decimal places</w:t>
-      </w:r>
-      <w:r>
-        <w:t>.</w:t>
+        <w:t>but have the example dates start with 2023-01-01 and increase by one month in each row.</w:t>
       </w:r>
     </w:p>
     <w:p>
       <w:pPr>
         <w:pStyle w:val="ListParagraph"/>
         <w:numPr>
-          <w:ilvl w:val="1"/>
+          <w:ilvl w:val="2"/>
+          <w:numId w:val="2"/>
+        </w:numPr>
+        <w:spacing w:after="0" w:line="240" w:lineRule="auto"/>
+      </w:pPr>
+      <w:r>
+        <w:t xml:space="preserve">Take the numeric </w:t>
+      </w:r>
+      <w:r>
+        <w:rPr>
+          <w:b/>
+          <w:bCs/>
+        </w:rPr>
+        <w:t>NASDAQCOM</w:t>
+      </w:r>
+      <w:r>
+        <w:t xml:space="preserve"> values from the </w:t>
+      </w:r>
+      <w:r>
+        <w:rPr>
+          <w:rFonts w:ascii="Lucida Console" w:hAnsi="Lucida Console"/>
+          <w:sz w:val="20"/>
+          <w:szCs w:val="20"/>
+        </w:rPr>
+        <w:t>Prompt_NASDAQ_Interpolation</w:t>
+      </w:r>
+      <w:r>
+        <w:t xml:space="preserve"> examples </w:t>
+      </w:r>
+      <w:r>
+        <w:t>and divide</w:t>
+      </w:r>
+      <w:r>
+        <w:t xml:space="preserve"> them by </w:t>
+      </w:r>
+      <w:r>
+        <w:t>34.719</w:t>
+      </w:r>
+      <w:r>
+        <w:t xml:space="preserve"> and round them </w:t>
+      </w:r>
+      <w:r>
+        <w:t xml:space="preserve">to </w:t>
+      </w:r>
+      <w:r>
+        <w:t>two</w:t>
+      </w:r>
+      <w:r>
+        <w:t xml:space="preserve"> </w:t>
+      </w:r>
+      <w:r>
+        <w:t>decimal places</w:t>
+      </w:r>
+      <w:r>
+        <w:t>.</w:t>
+      </w:r>
+    </w:p>
+    <w:p>
+      <w:pPr>
+        <w:pStyle w:val="ListParagraph"/>
+        <w:numPr>
+          <w:ilvl w:val="2"/>
           <w:numId w:val="2"/>
         </w:numPr>
         <w:spacing w:after="0" w:line="240" w:lineRule="auto"/>
